--- a/ing-assistant/templates/pv-el.docx
+++ b/ing-assistant/templates/pv-el.docx
@@ -684,6 +684,7 @@
     <w:p>
       <w:pPr>
         <w:keepNext/>
+        <w:pageBreakBefore/>
         <w:spacing w:before="120" w:after="0" w:line="23" w:lineRule="atLeast"/>
         <w:jc w:val="center"/>
         <w:rPr>
@@ -2249,6 +2250,7 @@
     <w:p>
       <w:pPr>
         <w:keepNext/>
+        <w:pageBreakBefore/>
         <w:spacing w:before="120" w:after="0" w:line="23" w:lineRule="atLeast"/>
         <w:jc w:val="center"/>
         <w:rPr>

--- a/ing-assistant/templates/pv-el.docx
+++ b/ing-assistant/templates/pv-el.docx
@@ -537,6 +537,62 @@
         </w:rPr>
         <w:t xml:space="preserve">Se poate trece la executarea lucrărilor de instalații electrice interioare.</w:t>
       </w:r>
+    </w:p>
+    <w:p>
+      <w:pPr>
+        <w:spacing w:after="200" w:line="276" w:lineRule="auto"/>
+        <w:contextualSpacing/>
+        <w:rPr>
+          <w:rFonts w:ascii="Arial" w:eastAsiaTheme="minorEastAsia" w:hAnsi="Arial" w:cs="Arial"/>
+          <w:kern w:val="0"/>
+          <w:sz w:val="22"/>
+          <w:szCs w:val="22"/>
+          <w:lang w:val="ro-RO"/>
+          <w14:ligatures w14:val="none"/>
+        </w:rPr>
+      </w:pPr>
+    </w:p>
+    <w:p>
+      <w:pPr>
+        <w:spacing w:after="200" w:line="276" w:lineRule="auto"/>
+        <w:contextualSpacing/>
+        <w:rPr>
+          <w:rFonts w:ascii="Arial" w:eastAsiaTheme="minorEastAsia" w:hAnsi="Arial" w:cs="Arial"/>
+          <w:kern w:val="0"/>
+          <w:sz w:val="22"/>
+          <w:szCs w:val="22"/>
+          <w:lang w:val="ro-RO"/>
+          <w14:ligatures w14:val="none"/>
+        </w:rPr>
+      </w:pPr>
+    </w:p>
+    <w:p>
+      <w:pPr>
+        <w:spacing w:after="200" w:line="276" w:lineRule="auto"/>
+        <w:contextualSpacing/>
+        <w:rPr>
+          <w:rFonts w:ascii="Arial" w:eastAsiaTheme="minorEastAsia" w:hAnsi="Arial" w:cs="Arial"/>
+          <w:kern w:val="0"/>
+          <w:sz w:val="22"/>
+          <w:szCs w:val="22"/>
+          <w:lang w:val="ro-RO"/>
+          <w14:ligatures w14:val="none"/>
+        </w:rPr>
+      </w:pPr>
+    </w:p>
+    <w:p>
+      <w:pPr>
+        <w:spacing w:after="200" w:line="276" w:lineRule="auto"/>
+        <w:contextualSpacing/>
+        <w:rPr>
+          <w:rFonts w:ascii="Arial" w:eastAsiaTheme="minorEastAsia" w:hAnsi="Arial" w:cs="Arial"/>
+          <w:kern w:val="0"/>
+          <w:sz w:val="22"/>
+          <w:szCs w:val="22"/>
+          <w:lang w:val="ro-RO"/>
+          <w14:ligatures w14:val="none"/>
+        </w:rPr>
+      </w:pPr>
     </w:p>
     <w:p>
       <w:pPr>
@@ -656,6 +712,7 @@
     </w:p>
     <w:p>
       <w:pPr>
+        <w:keepNext/>
         <w:tabs>
           <w:tab w:val="left" w:pos="7365"/>
         </w:tabs>
@@ -677,6 +734,33 @@
           <w14:ligatures w14:val="none"/>
         </w:rPr>
         <w:t xml:space="preserve">Constructor:             Ing. {constructor_reprezentant}</w:t>
+        <w:tab/>
+        <w:t>……………..</w:t>
+      </w:r>
+    </w:p>
+    <w:p>
+      <w:pPr>
+        <w:tabs>
+          <w:tab w:val="left" w:pos="7365"/>
+        </w:tabs>
+        <w:spacing w:after="200" w:line="240" w:lineRule="auto"/>
+        <w:rPr>
+          <w:rFonts w:ascii="Arial" w:eastAsiaTheme="minorEastAsia" w:hAnsi="Arial" w:cs="Arial"/>
+          <w:kern w:val="0"/>
+          <w:sz w:val="22"/>
+          <w:szCs w:val="22"/>
+          <w14:ligatures w14:val="none"/>
+        </w:rPr>
+      </w:pPr>
+      <w:r>
+        <w:rPr>
+          <w:rFonts w:ascii="Arial" w:eastAsiaTheme="minorEastAsia" w:hAnsi="Arial" w:cs="Arial"/>
+          <w:kern w:val="0"/>
+          <w:sz w:val="22"/>
+          <w:szCs w:val="22"/>
+          <w14:ligatures w14:val="none"/>
+        </w:rPr>
+        <w:t xml:space="preserve">R.T.E.:                     Ing. {rte_nume}</w:t>
         <w:tab/>
         <w:t>……………..</w:t>
       </w:r>
@@ -1037,6 +1121,62 @@
         </w:rPr>
         <w:t xml:space="preserve">Se autorizează începerea lucrărilor de montaj a instalației electrice.</w:t>
       </w:r>
+    </w:p>
+    <w:p>
+      <w:pPr>
+        <w:spacing w:after="200" w:line="276" w:lineRule="auto"/>
+        <w:contextualSpacing/>
+        <w:rPr>
+          <w:rFonts w:ascii="Arial" w:eastAsiaTheme="minorEastAsia" w:hAnsi="Arial" w:cs="Arial"/>
+          <w:kern w:val="0"/>
+          <w:sz w:val="22"/>
+          <w:szCs w:val="22"/>
+          <w:lang w:val="ro-RO"/>
+          <w14:ligatures w14:val="none"/>
+        </w:rPr>
+      </w:pPr>
+    </w:p>
+    <w:p>
+      <w:pPr>
+        <w:spacing w:after="200" w:line="276" w:lineRule="auto"/>
+        <w:contextualSpacing/>
+        <w:rPr>
+          <w:rFonts w:ascii="Arial" w:eastAsiaTheme="minorEastAsia" w:hAnsi="Arial" w:cs="Arial"/>
+          <w:kern w:val="0"/>
+          <w:sz w:val="22"/>
+          <w:szCs w:val="22"/>
+          <w:lang w:val="ro-RO"/>
+          <w14:ligatures w14:val="none"/>
+        </w:rPr>
+      </w:pPr>
+    </w:p>
+    <w:p>
+      <w:pPr>
+        <w:spacing w:after="200" w:line="276" w:lineRule="auto"/>
+        <w:contextualSpacing/>
+        <w:rPr>
+          <w:rFonts w:ascii="Arial" w:eastAsiaTheme="minorEastAsia" w:hAnsi="Arial" w:cs="Arial"/>
+          <w:kern w:val="0"/>
+          <w:sz w:val="22"/>
+          <w:szCs w:val="22"/>
+          <w:lang w:val="ro-RO"/>
+          <w14:ligatures w14:val="none"/>
+        </w:rPr>
+      </w:pPr>
+    </w:p>
+    <w:p>
+      <w:pPr>
+        <w:spacing w:after="200" w:line="276" w:lineRule="auto"/>
+        <w:contextualSpacing/>
+        <w:rPr>
+          <w:rFonts w:ascii="Arial" w:eastAsiaTheme="minorEastAsia" w:hAnsi="Arial" w:cs="Arial"/>
+          <w:kern w:val="0"/>
+          <w:sz w:val="22"/>
+          <w:szCs w:val="22"/>
+          <w:lang w:val="ro-RO"/>
+          <w14:ligatures w14:val="none"/>
+        </w:rPr>
+      </w:pPr>
     </w:p>
     <w:p>
       <w:pPr>
@@ -1156,6 +1296,7 @@
     </w:p>
     <w:p>
       <w:pPr>
+        <w:keepNext/>
         <w:tabs>
           <w:tab w:val="left" w:pos="7365"/>
         </w:tabs>
@@ -1177,6 +1318,33 @@
           <w14:ligatures w14:val="none"/>
         </w:rPr>
         <w:t xml:space="preserve">Constructor:             Ing. {constructor_reprezentant}</w:t>
+        <w:tab/>
+        <w:t>……………..</w:t>
+      </w:r>
+    </w:p>
+    <w:p>
+      <w:pPr>
+        <w:tabs>
+          <w:tab w:val="left" w:pos="7365"/>
+        </w:tabs>
+        <w:spacing w:after="200" w:line="240" w:lineRule="auto"/>
+        <w:rPr>
+          <w:rFonts w:ascii="Arial" w:eastAsiaTheme="minorEastAsia" w:hAnsi="Arial" w:cs="Arial"/>
+          <w:kern w:val="0"/>
+          <w:sz w:val="22"/>
+          <w:szCs w:val="22"/>
+          <w14:ligatures w14:val="none"/>
+        </w:rPr>
+      </w:pPr>
+      <w:r>
+        <w:rPr>
+          <w:rFonts w:ascii="Arial" w:eastAsiaTheme="minorEastAsia" w:hAnsi="Arial" w:cs="Arial"/>
+          <w:kern w:val="0"/>
+          <w:sz w:val="22"/>
+          <w:szCs w:val="22"/>
+          <w14:ligatures w14:val="none"/>
+        </w:rPr>
+        <w:t xml:space="preserve">R.T.E.:                     Ing. {rte_nume}</w:t>
         <w:tab/>
         <w:t>……………..</w:t>
       </w:r>
@@ -1556,6 +1724,62 @@
         </w:rPr>
         <w:t xml:space="preserve">Se poate trece la următoarea fază de execuție.</w:t>
       </w:r>
+    </w:p>
+    <w:p>
+      <w:pPr>
+        <w:spacing w:after="200" w:line="276" w:lineRule="auto"/>
+        <w:contextualSpacing/>
+        <w:rPr>
+          <w:rFonts w:ascii="Arial" w:eastAsiaTheme="minorEastAsia" w:hAnsi="Arial" w:cs="Arial"/>
+          <w:kern w:val="0"/>
+          <w:sz w:val="22"/>
+          <w:szCs w:val="22"/>
+          <w:lang w:val="ro-RO"/>
+          <w14:ligatures w14:val="none"/>
+        </w:rPr>
+      </w:pPr>
+    </w:p>
+    <w:p>
+      <w:pPr>
+        <w:spacing w:after="200" w:line="276" w:lineRule="auto"/>
+        <w:contextualSpacing/>
+        <w:rPr>
+          <w:rFonts w:ascii="Arial" w:eastAsiaTheme="minorEastAsia" w:hAnsi="Arial" w:cs="Arial"/>
+          <w:kern w:val="0"/>
+          <w:sz w:val="22"/>
+          <w:szCs w:val="22"/>
+          <w:lang w:val="ro-RO"/>
+          <w14:ligatures w14:val="none"/>
+        </w:rPr>
+      </w:pPr>
+    </w:p>
+    <w:p>
+      <w:pPr>
+        <w:spacing w:after="200" w:line="276" w:lineRule="auto"/>
+        <w:contextualSpacing/>
+        <w:rPr>
+          <w:rFonts w:ascii="Arial" w:eastAsiaTheme="minorEastAsia" w:hAnsi="Arial" w:cs="Arial"/>
+          <w:kern w:val="0"/>
+          <w:sz w:val="22"/>
+          <w:szCs w:val="22"/>
+          <w:lang w:val="ro-RO"/>
+          <w14:ligatures w14:val="none"/>
+        </w:rPr>
+      </w:pPr>
+    </w:p>
+    <w:p>
+      <w:pPr>
+        <w:spacing w:after="200" w:line="276" w:lineRule="auto"/>
+        <w:contextualSpacing/>
+        <w:rPr>
+          <w:rFonts w:ascii="Arial" w:eastAsiaTheme="minorEastAsia" w:hAnsi="Arial" w:cs="Arial"/>
+          <w:kern w:val="0"/>
+          <w:sz w:val="22"/>
+          <w:szCs w:val="22"/>
+          <w:lang w:val="ro-RO"/>
+          <w14:ligatures w14:val="none"/>
+        </w:rPr>
+      </w:pPr>
     </w:p>
     <w:p>
       <w:pPr>
@@ -1675,6 +1899,7 @@
     </w:p>
     <w:p>
       <w:pPr>
+        <w:keepNext/>
         <w:tabs>
           <w:tab w:val="left" w:pos="7365"/>
         </w:tabs>
@@ -1696,6 +1921,33 @@
           <w14:ligatures w14:val="none"/>
         </w:rPr>
         <w:t xml:space="preserve">Constructor:             Ing. {constructor_reprezentant}</w:t>
+        <w:tab/>
+        <w:t>……………..</w:t>
+      </w:r>
+    </w:p>
+    <w:p>
+      <w:pPr>
+        <w:tabs>
+          <w:tab w:val="left" w:pos="7365"/>
+        </w:tabs>
+        <w:spacing w:after="200" w:line="240" w:lineRule="auto"/>
+        <w:rPr>
+          <w:rFonts w:ascii="Arial" w:eastAsiaTheme="minorEastAsia" w:hAnsi="Arial" w:cs="Arial"/>
+          <w:kern w:val="0"/>
+          <w:sz w:val="22"/>
+          <w:szCs w:val="22"/>
+          <w14:ligatures w14:val="none"/>
+        </w:rPr>
+      </w:pPr>
+      <w:r>
+        <w:rPr>
+          <w:rFonts w:ascii="Arial" w:eastAsiaTheme="minorEastAsia" w:hAnsi="Arial" w:cs="Arial"/>
+          <w:kern w:val="0"/>
+          <w:sz w:val="22"/>
+          <w:szCs w:val="22"/>
+          <w14:ligatures w14:val="none"/>
+        </w:rPr>
+        <w:t xml:space="preserve">R.T.E.:                     Ing. {rte_nume}</w:t>
         <w:tab/>
         <w:t>……………..</w:t>
       </w:r>
@@ -2075,6 +2327,62 @@
         </w:rPr>
         <w:t xml:space="preserve">Se poate trece la următoarea fază de execuție.</w:t>
       </w:r>
+    </w:p>
+    <w:p>
+      <w:pPr>
+        <w:spacing w:after="200" w:line="276" w:lineRule="auto"/>
+        <w:contextualSpacing/>
+        <w:rPr>
+          <w:rFonts w:ascii="Arial" w:eastAsiaTheme="minorEastAsia" w:hAnsi="Arial" w:cs="Arial"/>
+          <w:kern w:val="0"/>
+          <w:sz w:val="22"/>
+          <w:szCs w:val="22"/>
+          <w:lang w:val="ro-RO"/>
+          <w14:ligatures w14:val="none"/>
+        </w:rPr>
+      </w:pPr>
+    </w:p>
+    <w:p>
+      <w:pPr>
+        <w:spacing w:after="200" w:line="276" w:lineRule="auto"/>
+        <w:contextualSpacing/>
+        <w:rPr>
+          <w:rFonts w:ascii="Arial" w:eastAsiaTheme="minorEastAsia" w:hAnsi="Arial" w:cs="Arial"/>
+          <w:kern w:val="0"/>
+          <w:sz w:val="22"/>
+          <w:szCs w:val="22"/>
+          <w:lang w:val="ro-RO"/>
+          <w14:ligatures w14:val="none"/>
+        </w:rPr>
+      </w:pPr>
+    </w:p>
+    <w:p>
+      <w:pPr>
+        <w:spacing w:after="200" w:line="276" w:lineRule="auto"/>
+        <w:contextualSpacing/>
+        <w:rPr>
+          <w:rFonts w:ascii="Arial" w:eastAsiaTheme="minorEastAsia" w:hAnsi="Arial" w:cs="Arial"/>
+          <w:kern w:val="0"/>
+          <w:sz w:val="22"/>
+          <w:szCs w:val="22"/>
+          <w:lang w:val="ro-RO"/>
+          <w14:ligatures w14:val="none"/>
+        </w:rPr>
+      </w:pPr>
+    </w:p>
+    <w:p>
+      <w:pPr>
+        <w:spacing w:after="200" w:line="276" w:lineRule="auto"/>
+        <w:contextualSpacing/>
+        <w:rPr>
+          <w:rFonts w:ascii="Arial" w:eastAsiaTheme="minorEastAsia" w:hAnsi="Arial" w:cs="Arial"/>
+          <w:kern w:val="0"/>
+          <w:sz w:val="22"/>
+          <w:szCs w:val="22"/>
+          <w:lang w:val="ro-RO"/>
+          <w14:ligatures w14:val="none"/>
+        </w:rPr>
+      </w:pPr>
     </w:p>
     <w:p>
       <w:pPr>
@@ -2222,6 +2530,34 @@
     </w:p>
     <w:p>
       <w:pPr>
+        <w:keepNext/>
+        <w:tabs>
+          <w:tab w:val="left" w:pos="7365"/>
+        </w:tabs>
+        <w:spacing w:after="200" w:line="240" w:lineRule="auto"/>
+        <w:rPr>
+          <w:rFonts w:ascii="Arial" w:eastAsiaTheme="minorEastAsia" w:hAnsi="Arial" w:cs="Arial"/>
+          <w:kern w:val="0"/>
+          <w:sz w:val="22"/>
+          <w:szCs w:val="22"/>
+          <w14:ligatures w14:val="none"/>
+        </w:rPr>
+      </w:pPr>
+      <w:r>
+        <w:rPr>
+          <w:rFonts w:ascii="Arial" w:eastAsiaTheme="minorEastAsia" w:hAnsi="Arial" w:cs="Arial"/>
+          <w:kern w:val="0"/>
+          <w:sz w:val="22"/>
+          <w:szCs w:val="22"/>
+          <w14:ligatures w14:val="none"/>
+        </w:rPr>
+        <w:t xml:space="preserve">R.T.E.:                     Ing. {rte_nume}</w:t>
+        <w:tab/>
+        <w:t>……………..</w:t>
+      </w:r>
+    </w:p>
+    <w:p>
+      <w:pPr>
         <w:tabs>
           <w:tab w:val="left" w:pos="7365"/>
         </w:tabs>
@@ -2622,6 +2958,62 @@
         </w:rPr>
         <w:t xml:space="preserve">Se poate trece la următoarea fază de execuție.</w:t>
       </w:r>
+    </w:p>
+    <w:p>
+      <w:pPr>
+        <w:spacing w:after="200" w:line="276" w:lineRule="auto"/>
+        <w:contextualSpacing/>
+        <w:rPr>
+          <w:rFonts w:ascii="Arial" w:eastAsiaTheme="minorEastAsia" w:hAnsi="Arial" w:cs="Arial"/>
+          <w:kern w:val="0"/>
+          <w:sz w:val="22"/>
+          <w:szCs w:val="22"/>
+          <w:lang w:val="ro-RO"/>
+          <w14:ligatures w14:val="none"/>
+        </w:rPr>
+      </w:pPr>
+    </w:p>
+    <w:p>
+      <w:pPr>
+        <w:spacing w:after="200" w:line="276" w:lineRule="auto"/>
+        <w:contextualSpacing/>
+        <w:rPr>
+          <w:rFonts w:ascii="Arial" w:eastAsiaTheme="minorEastAsia" w:hAnsi="Arial" w:cs="Arial"/>
+          <w:kern w:val="0"/>
+          <w:sz w:val="22"/>
+          <w:szCs w:val="22"/>
+          <w:lang w:val="ro-RO"/>
+          <w14:ligatures w14:val="none"/>
+        </w:rPr>
+      </w:pPr>
+    </w:p>
+    <w:p>
+      <w:pPr>
+        <w:spacing w:after="200" w:line="276" w:lineRule="auto"/>
+        <w:contextualSpacing/>
+        <w:rPr>
+          <w:rFonts w:ascii="Arial" w:eastAsiaTheme="minorEastAsia" w:hAnsi="Arial" w:cs="Arial"/>
+          <w:kern w:val="0"/>
+          <w:sz w:val="22"/>
+          <w:szCs w:val="22"/>
+          <w:lang w:val="ro-RO"/>
+          <w14:ligatures w14:val="none"/>
+        </w:rPr>
+      </w:pPr>
+    </w:p>
+    <w:p>
+      <w:pPr>
+        <w:spacing w:after="200" w:line="276" w:lineRule="auto"/>
+        <w:contextualSpacing/>
+        <w:rPr>
+          <w:rFonts w:ascii="Arial" w:eastAsiaTheme="minorEastAsia" w:hAnsi="Arial" w:cs="Arial"/>
+          <w:kern w:val="0"/>
+          <w:sz w:val="22"/>
+          <w:szCs w:val="22"/>
+          <w:lang w:val="ro-RO"/>
+          <w14:ligatures w14:val="none"/>
+        </w:rPr>
+      </w:pPr>
     </w:p>
     <w:p>
       <w:pPr>
@@ -2741,6 +3133,7 @@
     </w:p>
     <w:p>
       <w:pPr>
+        <w:keepNext/>
         <w:tabs>
           <w:tab w:val="left" w:pos="7365"/>
         </w:tabs>
@@ -2762,6 +3155,33 @@
           <w14:ligatures w14:val="none"/>
         </w:rPr>
         <w:t xml:space="preserve">Constructor:             Ing. {constructor_reprezentant}</w:t>
+        <w:tab/>
+        <w:t>……………..</w:t>
+      </w:r>
+    </w:p>
+    <w:p>
+      <w:pPr>
+        <w:tabs>
+          <w:tab w:val="left" w:pos="7365"/>
+        </w:tabs>
+        <w:spacing w:after="200" w:line="240" w:lineRule="auto"/>
+        <w:rPr>
+          <w:rFonts w:ascii="Arial" w:eastAsiaTheme="minorEastAsia" w:hAnsi="Arial" w:cs="Arial"/>
+          <w:kern w:val="0"/>
+          <w:sz w:val="22"/>
+          <w:szCs w:val="22"/>
+          <w14:ligatures w14:val="none"/>
+        </w:rPr>
+      </w:pPr>
+      <w:r>
+        <w:rPr>
+          <w:rFonts w:ascii="Arial" w:eastAsiaTheme="minorEastAsia" w:hAnsi="Arial" w:cs="Arial"/>
+          <w:kern w:val="0"/>
+          <w:sz w:val="22"/>
+          <w:szCs w:val="22"/>
+          <w14:ligatures w14:val="none"/>
+        </w:rPr>
+        <w:t xml:space="preserve">R.T.E.:                     Ing. {rte_nume}</w:t>
         <w:tab/>
         <w:t>……………..</w:t>
       </w:r>
@@ -3539,8 +3959,9 @@
         <w:keepNext/>
         <w:tabs>
           <w:tab w:val="left" w:pos="50"/>
-          <w:tab w:val="left" w:pos="2600"/>
-          <w:tab w:val="left" w:pos="5200"/>
+          <w:tab w:val="left" w:pos="2450"/>
+          <w:tab w:val="left" w:pos="4850"/>
+          <w:tab w:val="left" w:pos="7250"/>
         </w:tabs>
         <w:spacing w:line="240" w:lineRule="auto"/>
         <w:ind w:left="-1400" w:right="-1400"/>
@@ -3564,14 +3985,17 @@
         <w:t xml:space="preserve">PROIECTANT,</w:t>
         <w:tab/>
         <w:t xml:space="preserve">CONSTRUCTOR</w:t>
+        <w:tab/>
+        <w:t xml:space="preserve">R.T.E.,</w:t>
       </w:r>
     </w:p>
     <w:p>
       <w:pPr>
         <w:tabs>
           <w:tab w:val="left" w:pos="50"/>
-          <w:tab w:val="left" w:pos="2600"/>
-          <w:tab w:val="left" w:pos="5200"/>
+          <w:tab w:val="left" w:pos="2450"/>
+          <w:tab w:val="left" w:pos="4850"/>
+          <w:tab w:val="left" w:pos="7250"/>
         </w:tabs>
         <w:spacing w:after="0" w:line="240" w:lineRule="auto"/>
         <w:ind w:left="-1400" w:right="-1400"/>
@@ -3595,6 +4019,8 @@
         <w:t xml:space="preserve">ing.  {proiectant_reprezentant}</w:t>
         <w:tab/>
         <w:t xml:space="preserve">Ing. {constructor_reprezentant}</w:t>
+        <w:tab/>
+        <w:t xml:space="preserve">Ing. {rte_nume}</w:t>
       </w:r>
     </w:p>
     <w:p>
@@ -3943,6 +4369,62 @@
         </w:rPr>
         <w:t xml:space="preserve">Lucrarea poate fi propusă pentru recepția la punerea în funcțiune.</w:t>
       </w:r>
+    </w:p>
+    <w:p>
+      <w:pPr>
+        <w:spacing w:after="200" w:line="276" w:lineRule="auto"/>
+        <w:contextualSpacing/>
+        <w:rPr>
+          <w:rFonts w:ascii="Arial" w:eastAsiaTheme="minorEastAsia" w:hAnsi="Arial" w:cs="Arial"/>
+          <w:kern w:val="0"/>
+          <w:sz w:val="22"/>
+          <w:szCs w:val="22"/>
+          <w:lang w:val="ro-RO"/>
+          <w14:ligatures w14:val="none"/>
+        </w:rPr>
+      </w:pPr>
+    </w:p>
+    <w:p>
+      <w:pPr>
+        <w:spacing w:after="200" w:line="276" w:lineRule="auto"/>
+        <w:contextualSpacing/>
+        <w:rPr>
+          <w:rFonts w:ascii="Arial" w:eastAsiaTheme="minorEastAsia" w:hAnsi="Arial" w:cs="Arial"/>
+          <w:kern w:val="0"/>
+          <w:sz w:val="22"/>
+          <w:szCs w:val="22"/>
+          <w:lang w:val="ro-RO"/>
+          <w14:ligatures w14:val="none"/>
+        </w:rPr>
+      </w:pPr>
+    </w:p>
+    <w:p>
+      <w:pPr>
+        <w:spacing w:after="200" w:line="276" w:lineRule="auto"/>
+        <w:contextualSpacing/>
+        <w:rPr>
+          <w:rFonts w:ascii="Arial" w:eastAsiaTheme="minorEastAsia" w:hAnsi="Arial" w:cs="Arial"/>
+          <w:kern w:val="0"/>
+          <w:sz w:val="22"/>
+          <w:szCs w:val="22"/>
+          <w:lang w:val="ro-RO"/>
+          <w14:ligatures w14:val="none"/>
+        </w:rPr>
+      </w:pPr>
+    </w:p>
+    <w:p>
+      <w:pPr>
+        <w:spacing w:after="200" w:line="276" w:lineRule="auto"/>
+        <w:contextualSpacing/>
+        <w:rPr>
+          <w:rFonts w:ascii="Arial" w:eastAsiaTheme="minorEastAsia" w:hAnsi="Arial" w:cs="Arial"/>
+          <w:kern w:val="0"/>
+          <w:sz w:val="22"/>
+          <w:szCs w:val="22"/>
+          <w:lang w:val="ro-RO"/>
+          <w14:ligatures w14:val="none"/>
+        </w:rPr>
+      </w:pPr>
     </w:p>
     <w:p>
       <w:pPr>
@@ -4084,6 +4566,34 @@
           <w14:ligatures w14:val="none"/>
         </w:rPr>
         <w:t xml:space="preserve">Constructor:             Ing. {constructor_reprezentant}</w:t>
+        <w:tab/>
+        <w:t>……………..</w:t>
+      </w:r>
+    </w:p>
+    <w:p>
+      <w:pPr>
+        <w:keepNext/>
+        <w:tabs>
+          <w:tab w:val="left" w:pos="7365"/>
+        </w:tabs>
+        <w:spacing w:after="200" w:line="240" w:lineRule="auto"/>
+        <w:rPr>
+          <w:rFonts w:ascii="Arial" w:eastAsiaTheme="minorEastAsia" w:hAnsi="Arial" w:cs="Arial"/>
+          <w:kern w:val="0"/>
+          <w:sz w:val="22"/>
+          <w:szCs w:val="22"/>
+          <w14:ligatures w14:val="none"/>
+        </w:rPr>
+      </w:pPr>
+      <w:r>
+        <w:rPr>
+          <w:rFonts w:ascii="Arial" w:eastAsiaTheme="minorEastAsia" w:hAnsi="Arial" w:cs="Arial"/>
+          <w:kern w:val="0"/>
+          <w:sz w:val="22"/>
+          <w:szCs w:val="22"/>
+          <w14:ligatures w14:val="none"/>
+        </w:rPr>
+        <w:t xml:space="preserve">R.T.E.:                     Ing. {rte_nume}</w:t>
         <w:tab/>
         <w:t>……………..</w:t>
       </w:r>

--- a/ing-assistant/templates/pv-el.docx
+++ b/ing-assistant/templates/pv-el.docx
@@ -96,7 +96,7 @@
           <w:lang w:val="ro-RO"/>
           <w14:ligatures w14:val="none"/>
         </w:rPr>
-        <w:t xml:space="preserve">Nr.........Data .................</w:t>
+        <w:t xml:space="preserve">Nr. {numar_pv}      Data .................</w:t>
       </w:r>
     </w:p>
     <w:p>
@@ -845,7 +845,7 @@
           <w:lang w:val="ro-RO"/>
           <w14:ligatures w14:val="none"/>
         </w:rPr>
-        <w:t xml:space="preserve">Nr.........Data .................</w:t>
+        <w:t xml:space="preserve">Nr. {numar_pv}      Data .................</w:t>
       </w:r>
     </w:p>
     <w:p>
@@ -1429,7 +1429,7 @@
           <w:lang w:val="ro-RO"/>
           <w14:ligatures w14:val="none"/>
         </w:rPr>
-        <w:t xml:space="preserve">Nr.........Data .................</w:t>
+        <w:t xml:space="preserve">Nr. {numar_pv}      Data .................</w:t>
       </w:r>
     </w:p>
     <w:p>
@@ -2032,7 +2032,7 @@
           <w:lang w:val="ro-RO"/>
           <w14:ligatures w14:val="none"/>
         </w:rPr>
-        <w:t xml:space="preserve">Nr.........Data .................</w:t>
+        <w:t xml:space="preserve">Nr. {numar_pv}      Data .................</w:t>
       </w:r>
     </w:p>
     <w:p>
@@ -2663,7 +2663,7 @@
           <w:lang w:val="ro-RO"/>
           <w14:ligatures w14:val="none"/>
         </w:rPr>
-        <w:t xml:space="preserve">Nr.........Data .................</w:t>
+        <w:t xml:space="preserve">Nr. {numar_pv}      Data .................</w:t>
       </w:r>
     </w:p>
     <w:p>
@@ -3262,7 +3262,7 @@
           <w:lang w:val="ro-RO"/>
           <w14:ligatures w14:val="none"/>
         </w:rPr>
-        <w:t xml:space="preserve">Nr.........Data .................</w:t>
+        <w:t xml:space="preserve">Nr. {numar_pv}      Data .................</w:t>
       </w:r>
     </w:p>
     <w:p>
@@ -4103,7 +4103,7 @@
           <w:lang w:val="ro-RO"/>
           <w14:ligatures w14:val="none"/>
         </w:rPr>
-        <w:t xml:space="preserve">Nr.........Data .................</w:t>
+        <w:t xml:space="preserve">Nr. {numar_pv}      Data .................</w:t>
       </w:r>
     </w:p>
     <w:p>

--- a/ing-assistant/templates/pv-el.docx
+++ b/ing-assistant/templates/pv-el.docx
@@ -96,7 +96,7 @@
           <w:lang w:val="ro-RO"/>
           <w14:ligatures w14:val="none"/>
         </w:rPr>
-        <w:t xml:space="preserve">Nr. {numar_pv}      Data .................</w:t>
+        <w:t xml:space="preserve">Nr. {numar_pv_1}      Data .................</w:t>
       </w:r>
     </w:p>
     <w:p>
@@ -845,7 +845,7 @@
           <w:lang w:val="ro-RO"/>
           <w14:ligatures w14:val="none"/>
         </w:rPr>
-        <w:t xml:space="preserve">Nr. {numar_pv}      Data .................</w:t>
+        <w:t xml:space="preserve">Nr. {numar_pv_2}      Data .................</w:t>
       </w:r>
     </w:p>
     <w:p>
@@ -1429,7 +1429,7 @@
           <w:lang w:val="ro-RO"/>
           <w14:ligatures w14:val="none"/>
         </w:rPr>
-        <w:t xml:space="preserve">Nr. {numar_pv}      Data .................</w:t>
+        <w:t xml:space="preserve">Nr. {numar_pv_3}      Data .................</w:t>
       </w:r>
     </w:p>
     <w:p>
@@ -2032,7 +2032,7 @@
           <w:lang w:val="ro-RO"/>
           <w14:ligatures w14:val="none"/>
         </w:rPr>
-        <w:t xml:space="preserve">Nr. {numar_pv}      Data .................</w:t>
+        <w:t xml:space="preserve">Nr. {numar_pv_4}      Data .................</w:t>
       </w:r>
     </w:p>
     <w:p>
@@ -2663,7 +2663,7 @@
           <w:lang w:val="ro-RO"/>
           <w14:ligatures w14:val="none"/>
         </w:rPr>
-        <w:t xml:space="preserve">Nr. {numar_pv}      Data .................</w:t>
+        <w:t xml:space="preserve">Nr. {numar_pv_5}      Data .................</w:t>
       </w:r>
     </w:p>
     <w:p>
@@ -3262,7 +3262,7 @@
           <w:lang w:val="ro-RO"/>
           <w14:ligatures w14:val="none"/>
         </w:rPr>
-        <w:t xml:space="preserve">Nr. {numar_pv}      Data .................</w:t>
+        <w:t xml:space="preserve">Nr. {numar_pv_6}      Data .................</w:t>
       </w:r>
     </w:p>
     <w:p>
@@ -4103,7 +4103,7 @@
           <w:lang w:val="ro-RO"/>
           <w14:ligatures w14:val="none"/>
         </w:rPr>
-        <w:t xml:space="preserve">Nr. {numar_pv}      Data .................</w:t>
+        <w:t xml:space="preserve">Nr. {numar_pv_7}      Data .................</w:t>
       </w:r>
     </w:p>
     <w:p>
